--- a/src/main/resources/System Design.docx
+++ b/src/main/resources/System Design.docx
@@ -1,6 +1,6 @@
 
 <file path=word/document.xml><?xml version="1.0" encoding="utf-8"?>
-<w:document xmlns:wpc="http://schemas.microsoft.com/office/word/2010/wordprocessingCanvas" xmlns:cx="http://schemas.microsoft.com/office/drawing/2014/chartex" xmlns:cx1="http://schemas.microsoft.com/office/drawing/2015/9/8/chartex" xmlns:cx2="http://schemas.microsoft.com/office/drawing/2015/10/21/chartex" xmlns:cx3="http://schemas.microsoft.com/office/drawing/2016/5/9/chartex" xmlns:cx4="http://schemas.microsoft.com/office/drawing/2016/5/10/chartex" xmlns:cx5="http://schemas.microsoft.com/office/drawing/2016/5/11/chartex" xmlns:cx6="http://schemas.microsoft.com/office/drawing/2016/5/12/chartex" xmlns:cx7="http://schemas.microsoft.com/office/drawing/2016/5/13/chartex" xmlns:cx8="http://schemas.microsoft.com/office/drawing/2016/5/14/chartex" xmlns:mc="http://schemas.openxmlformats.org/markup-compatibility/2006" xmlns:aink="http://schemas.microsoft.com/office/drawing/2016/ink" xmlns:am3d="http://schemas.microsoft.com/office/drawing/2017/model3d" xmlns:o="urn:schemas-microsoft-com:office:office" xmlns:oel="http://schemas.microsoft.com/office/2019/extlst" xmlns:r="http://schemas.openxmlformats.org/officeDocument/2006/relationships" xmlns:m="http://schemas.openxmlformats.org/officeDocument/2006/math" xmlns:v="urn:schemas-microsoft-com:vml" xmlns:wp14="http://schemas.microsoft.com/office/word/2010/wordprocessingDrawing" xmlns:wp="http://schemas.openxmlformats.org/drawingml/2006/wordprocessingDrawing" xmlns:w10="urn:schemas-microsoft-com:office:word" xmlns:w="http://schemas.openxmlformats.org/wordprocessingml/2006/main" xmlns:w14="http://schemas.microsoft.com/office/word/2010/wordml" xmlns:w15="http://schemas.microsoft.com/office/word/2012/wordml" xmlns:w16cei="http://schemas.microsoft.com/office/word/2026/wordml/cei" xmlns:w16cex="http://schemas.microsoft.com/office/word/2018/wordml/cex" xmlns:w16cid="http://schemas.microsoft.com/office/word/2016/wordml/cid" xmlns:w16="http://schemas.microsoft.com/office/word/2018/wordml" xmlns:w16du="http://schemas.microsoft.com/office/word/2023/wordml/word16du" xmlns:w16sdtdh="http://schemas.microsoft.com/office/word/2020/wordml/sdtdatahash" xmlns:w16sdtfl="http://schemas.microsoft.com/office/word/2024/wordml/sdtformatlock" xmlns:w16se="http://schemas.microsoft.com/office/word/2015/wordml/symex" xmlns:wpg="http://schemas.microsoft.com/office/word/2010/wordprocessingGroup" xmlns:wpi="http://schemas.microsoft.com/office/word/2010/wordprocessingInk" xmlns:wne="http://schemas.microsoft.com/office/word/2006/wordml" xmlns:wps="http://schemas.microsoft.com/office/word/2010/wordprocessingShape" mc:Ignorable="w14 w15 w16se w16cid w16 w16cex w16sdtdh w16sdtfl w16du wp14">
+<w:document xmlns:wpc="http://schemas.microsoft.com/office/word/2010/wordprocessingCanvas" xmlns:cx="http://schemas.microsoft.com/office/drawing/2014/chartex" xmlns:cx1="http://schemas.microsoft.com/office/drawing/2015/9/8/chartex" xmlns:cx2="http://schemas.microsoft.com/office/drawing/2015/10/21/chartex" xmlns:cx3="http://schemas.microsoft.com/office/drawing/2016/5/9/chartex" xmlns:cx4="http://schemas.microsoft.com/office/drawing/2016/5/10/chartex" xmlns:cx5="http://schemas.microsoft.com/office/drawing/2016/5/11/chartex" xmlns:cx6="http://schemas.microsoft.com/office/drawing/2016/5/12/chartex" xmlns:cx7="http://schemas.microsoft.com/office/drawing/2016/5/13/chartex" xmlns:cx8="http://schemas.microsoft.com/office/drawing/2016/5/14/chartex" xmlns:mc="http://schemas.openxmlformats.org/markup-compatibility/2006" xmlns:aink="http://schemas.microsoft.com/office/drawing/2016/ink" xmlns:am3d="http://schemas.microsoft.com/office/drawing/2017/model3d" xmlns:o="urn:schemas-microsoft-com:office:office" xmlns:oel="http://schemas.microsoft.com/office/2019/extlst" xmlns:r="http://schemas.openxmlformats.org/officeDocument/2006/relationships" xmlns:m="http://schemas.openxmlformats.org/officeDocument/2006/math" xmlns:v="urn:schemas-microsoft-com:vml" xmlns:wp14="http://schemas.microsoft.com/office/word/2010/wordprocessingDrawing" xmlns:wp="http://schemas.openxmlformats.org/drawingml/2006/wordprocessingDrawing" xmlns:w10="urn:schemas-microsoft-com:office:word" xmlns:w="http://schemas.openxmlformats.org/wordprocessingml/2006/main" xmlns:w14="http://schemas.microsoft.com/office/word/2010/wordml" xmlns:w15="http://schemas.microsoft.com/office/word/2012/wordml" xmlns:w16cex="http://schemas.microsoft.com/office/word/2018/wordml/cex" xmlns:w16cid="http://schemas.microsoft.com/office/word/2016/wordml/cid" xmlns:w16="http://schemas.microsoft.com/office/word/2018/wordml" xmlns:w16du="http://schemas.microsoft.com/office/word/2023/wordml/word16du" xmlns:w16sdtdh="http://schemas.microsoft.com/office/word/2020/wordml/sdtdatahash" xmlns:w16sdtfl="http://schemas.microsoft.com/office/word/2024/wordml/sdtformatlock" xmlns:w16se="http://schemas.microsoft.com/office/word/2015/wordml/symex" xmlns:wpg="http://schemas.microsoft.com/office/word/2010/wordprocessingGroup" xmlns:wpi="http://schemas.microsoft.com/office/word/2010/wordprocessingInk" xmlns:wne="http://schemas.microsoft.com/office/word/2006/wordml" xmlns:wps="http://schemas.microsoft.com/office/word/2010/wordprocessingShape" mc:Ignorable="w14 w15 w16se w16cid w16 w16cex w16sdtdh w16sdtfl w16du wp14">
   <w:body>
     <w:p>
       <w:pPr>
@@ -45,7 +45,24 @@
     </w:p>
     <w:p>
       <w:r>
-        <w:t>Reliability in system design refers to the ability of a system to consistently deliver correct and expected performance over time, even under varying conditions or stress. It focuses on maintaining stable operation and reducing unexpected disruptions.</w:t>
+        <w:rPr>
+          <w:i/>
+          <w:iCs/>
+          <w:highlight w:val="yellow"/>
+        </w:rPr>
+        <w:t>Reliability in system design refers to the ability of a system to consistently deliver correct and expected performance over time, even under varying conditions or stress</w:t>
+      </w:r>
+      <w:r>
+        <w:t xml:space="preserve">. It focuses on </w:t>
+      </w:r>
+      <w:r>
+        <w:t xml:space="preserve">maintaining </w:t>
+      </w:r>
+      <w:r>
+        <w:t>stable</w:t>
+      </w:r>
+      <w:r>
+        <w:t xml:space="preserve"> operation and reducing unexpected disruptions.</w:t>
       </w:r>
     </w:p>
     <w:p>
@@ -476,8 +493,8 @@
         <w:tblLook w:val="04A0" w:firstRow="1" w:lastRow="0" w:firstColumn="1" w:lastColumn="0" w:noHBand="0" w:noVBand="1"/>
       </w:tblPr>
       <w:tblGrid>
-        <w:gridCol w:w="5688"/>
-        <w:gridCol w:w="4608"/>
+        <w:gridCol w:w="5555"/>
+        <w:gridCol w:w="4741"/>
       </w:tblGrid>
       <w:tr>
         <w:trPr>
@@ -577,11 +594,9 @@
             <w:r>
               <w:t xml:space="preserve">Reliability is the ability of a system to perform its intended functions correctly for a specific </w:t>
             </w:r>
-            <w:proofErr w:type="gramStart"/>
             <w:r>
-              <w:t>period of time</w:t>
+              <w:t>period</w:t>
             </w:r>
-            <w:proofErr w:type="gramEnd"/>
             <w:r>
               <w:t xml:space="preserve"> without failure.</w:t>
             </w:r>
@@ -635,11 +650,9 @@
             <w:r>
               <w:t xml:space="preserve">It focuses on failure-free operation over </w:t>
             </w:r>
-            <w:proofErr w:type="gramStart"/>
             <w:r>
-              <w:t>a period of time</w:t>
+              <w:t>a period</w:t>
             </w:r>
-            <w:proofErr w:type="gramEnd"/>
             <w:r>
               <w:t>.</w:t>
             </w:r>
@@ -693,11 +706,9 @@
             <w:r>
               <w:t xml:space="preserve">Measured using metrics like Mean Time Between Failures (MTBF) and Mean Time </w:t>
             </w:r>
-            <w:proofErr w:type="gramStart"/>
             <w:r>
-              <w:t>To</w:t>
+              <w:t>to</w:t>
             </w:r>
-            <w:proofErr w:type="gramEnd"/>
             <w:r>
               <w:t xml:space="preserve"> Repair (MTTR).</w:t>
             </w:r>
@@ -900,7 +911,14 @@
           </w:tcPr>
           <w:p>
             <w:r>
-              <w:t>Example: A database that rarely crashes over months is considered reliable.</w:t>
+              <w:rPr>
+                <w:b/>
+                <w:bCs/>
+              </w:rPr>
+              <w:t>Example</w:t>
+            </w:r>
+            <w:r>
+              <w:t>: A database that rarely crashes over months is considered reliable.</w:t>
             </w:r>
           </w:p>
         </w:tc>
@@ -924,7 +942,14 @@
           </w:tcPr>
           <w:p>
             <w:r>
-              <w:t>Example: A website that quickly recovers after a server crash is considered highly available.</w:t>
+              <w:rPr>
+                <w:b/>
+                <w:bCs/>
+              </w:rPr>
+              <w:t>Example</w:t>
+            </w:r>
+            <w:r>
+              <w:t>: A website that quickly recovers after a server crash is considered highly available.</w:t>
             </w:r>
           </w:p>
         </w:tc>
@@ -935,12 +960,25 @@
         <w:rPr>
           <w:b/>
           <w:bCs/>
-        </w:rPr>
-      </w:pPr>
-      <w:r>
-        <w:rPr>
-          <w:b/>
-          <w:bCs/>
+          <w:sz w:val="28"/>
+          <w:szCs w:val="28"/>
+          <w:u w:val="single"/>
+        </w:rPr>
+      </w:pPr>
+    </w:p>
+    <w:p>
+      <w:pPr>
+        <w:rPr>
+          <w:b/>
+          <w:bCs/>
+          <w:u w:val="single"/>
+        </w:rPr>
+      </w:pPr>
+      <w:r>
+        <w:rPr>
+          <w:b/>
+          <w:bCs/>
+          <w:u w:val="single"/>
         </w:rPr>
         <w:t>Ways to Measure Reliability</w:t>
       </w:r>
@@ -984,15 +1022,13 @@
         </w:rPr>
         <w:t>Uptime Percentage = ((</w:t>
       </w:r>
-      <w:proofErr w:type="spellStart"/>
       <w:r>
         <w:rPr>
           <w:i/>
           <w:iCs/>
         </w:rPr>
-        <w:t>TotalTime</w:t>
-      </w:r>
-      <w:proofErr w:type="spellEnd"/>
+        <w:t>Total Time</w:t>
+      </w:r>
       <w:r>
         <w:rPr>
           <w:i/>
@@ -1000,153 +1036,143 @@
         </w:rPr>
         <w:t xml:space="preserve">-Downtime) / </w:t>
       </w:r>
-      <w:proofErr w:type="spellStart"/>
-      <w:proofErr w:type="gramStart"/>
       <w:r>
         <w:rPr>
           <w:i/>
           <w:iCs/>
         </w:rPr>
-        <w:t>TotalTime</w:t>
-      </w:r>
-      <w:proofErr w:type="spellEnd"/>
+        <w:t>Total Time)</w:t>
+      </w:r>
       <w:r>
         <w:rPr>
           <w:i/>
           <w:iCs/>
         </w:rPr>
-        <w:t xml:space="preserve"> )</w:t>
-      </w:r>
-      <w:proofErr w:type="gramEnd"/>
-      <w:r>
+        <w:t xml:space="preserve"> * 100</w:t>
+      </w:r>
+    </w:p>
+    <w:p>
+      <w:r>
+        <w:rPr>
+          <w:b/>
+          <w:bCs/>
+        </w:rPr>
+        <w:t>Example: </w:t>
+      </w:r>
+      <w:r>
+        <w:t>If a system was down for 2 hours in a week (168 hours), uptime will be:</w:t>
+      </w:r>
+    </w:p>
+    <w:p>
+      <w:pPr>
         <w:rPr>
           <w:i/>
           <w:iCs/>
         </w:rPr>
-        <w:t xml:space="preserve"> * 100</w:t>
-      </w:r>
-    </w:p>
-    <w:p>
-      <w:r>
-        <w:rPr>
-          <w:b/>
-          <w:bCs/>
-        </w:rPr>
-        <w:t>Example: </w:t>
-      </w:r>
-      <w:r>
-        <w:t>If a system was down for 2 hours in a week (168 hours), uptime will be:</w:t>
-      </w:r>
-    </w:p>
-    <w:p>
-      <w:pPr>
+      </w:pPr>
+      <w:r>
         <w:rPr>
           <w:i/>
           <w:iCs/>
         </w:rPr>
-      </w:pPr>
-      <w:r>
+        <w:t>Uptime = ((168-2)/168) * 100 = 98.81%</w:t>
+      </w:r>
+    </w:p>
+    <w:p>
+      <w:pPr>
+        <w:rPr>
+          <w:b/>
+          <w:bCs/>
+        </w:rPr>
+      </w:pPr>
+      <w:r>
+        <w:rPr>
+          <w:b/>
+          <w:bCs/>
+        </w:rPr>
+        <w:t>2. Mean Time Between Failures (MTBF)</w:t>
+      </w:r>
+    </w:p>
+    <w:p>
+      <w:r>
+        <w:t>MTBF indicates the average time a system operates before experiencing a failure.</w:t>
+      </w:r>
+    </w:p>
+    <w:p>
+      <w:pPr>
         <w:rPr>
           <w:i/>
           <w:iCs/>
         </w:rPr>
-        <w:t>Uptime = ((168-2)/168) * 100 = 98.81%</w:t>
-      </w:r>
-    </w:p>
-    <w:p>
-      <w:pPr>
-        <w:rPr>
-          <w:b/>
-          <w:bCs/>
-        </w:rPr>
-      </w:pPr>
-      <w:r>
-        <w:rPr>
-          <w:b/>
-          <w:bCs/>
-        </w:rPr>
-        <w:t>2. Mean Time Between Failures (MTBF)</w:t>
-      </w:r>
-    </w:p>
-    <w:p>
-      <w:r>
-        <w:t>MTBF indicates the average time a system operates before experiencing a failure.</w:t>
-      </w:r>
-    </w:p>
-    <w:p>
-      <w:pPr>
+      </w:pPr>
+      <w:r>
         <w:rPr>
           <w:i/>
           <w:iCs/>
         </w:rPr>
-      </w:pPr>
-      <w:r>
+        <w:t>MTBF = (Total Operational Time / Number of Failures)</w:t>
+      </w:r>
+    </w:p>
+    <w:p>
+      <w:r>
+        <w:rPr>
+          <w:b/>
+          <w:bCs/>
+        </w:rPr>
+        <w:t>Example: </w:t>
+      </w:r>
+      <w:r>
+        <w:t>If a system runs for 1000 hours and fails 5 times, MTBF will be:</w:t>
+      </w:r>
+    </w:p>
+    <w:p>
+      <w:pPr>
         <w:rPr>
           <w:i/>
           <w:iCs/>
         </w:rPr>
-        <w:t>MTBF = (Total Operational Time / Number of Failures)</w:t>
-      </w:r>
-    </w:p>
-    <w:p>
-      <w:r>
-        <w:rPr>
-          <w:b/>
-          <w:bCs/>
-        </w:rPr>
-        <w:t>Example: </w:t>
-      </w:r>
-      <w:r>
-        <w:t>If a system runs for 1000 hours and fails 5 times, MTBF will be:</w:t>
-      </w:r>
-    </w:p>
-    <w:p>
-      <w:pPr>
+      </w:pPr>
+      <w:r>
         <w:rPr>
           <w:i/>
           <w:iCs/>
         </w:rPr>
-      </w:pPr>
-      <w:r>
+        <w:t>MTBF = (1000/5) = 200 hours</w:t>
+      </w:r>
+    </w:p>
+    <w:p>
+      <w:pPr>
+        <w:rPr>
+          <w:b/>
+          <w:bCs/>
+        </w:rPr>
+      </w:pPr>
+      <w:r>
+        <w:rPr>
+          <w:b/>
+          <w:bCs/>
+        </w:rPr>
+        <w:t>3. Mean Time to Repair (MTTR)</w:t>
+      </w:r>
+    </w:p>
+    <w:p>
+      <w:r>
+        <w:t>MTTR measures the average time required to repair a system and restore it to normal operation after a failure.</w:t>
+      </w:r>
+    </w:p>
+    <w:p>
+      <w:pPr>
         <w:rPr>
           <w:i/>
           <w:iCs/>
         </w:rPr>
-        <w:t>MTBF = (1000/5) = 200 hours</w:t>
-      </w:r>
-    </w:p>
-    <w:p>
-      <w:pPr>
-        <w:rPr>
-          <w:b/>
-          <w:bCs/>
-        </w:rPr>
-      </w:pPr>
-      <w:r>
-        <w:rPr>
-          <w:b/>
-          <w:bCs/>
-        </w:rPr>
-        <w:t>3. Mean Time to Repair (MTTR)</w:t>
-      </w:r>
-    </w:p>
-    <w:p>
-      <w:r>
-        <w:t>MTTR measures the average time required to repair a system and restore it to normal operation after a failure.</w:t>
-      </w:r>
-    </w:p>
-    <w:p>
-      <w:pPr>
+      </w:pPr>
+      <w:r>
         <w:rPr>
           <w:i/>
           <w:iCs/>
         </w:rPr>
-      </w:pPr>
-      <w:r>
-        <w:rPr>
-          <w:i/>
-          <w:iCs/>
-        </w:rPr>
+        <w:lastRenderedPageBreak/>
         <w:t>MTTR = Total Repair Time / Number of Failures</w:t>
       </w:r>
     </w:p>
@@ -1157,7 +1183,6 @@
           <w:b/>
           <w:bCs/>
         </w:rPr>
-        <w:lastRenderedPageBreak/>
         <w:t>​</w:t>
       </w:r>
       <w:r>
@@ -1247,11 +1272,9 @@
       <w:r>
         <w:t xml:space="preserve"> If there are 50 errors in 10,000 </w:t>
       </w:r>
-      <w:proofErr w:type="gramStart"/>
-      <w:r>
-        <w:t>operations ,</w:t>
-      </w:r>
-      <w:proofErr w:type="gramEnd"/>
+      <w:r>
+        <w:t>operations,</w:t>
+      </w:r>
       <w:r>
         <w:t xml:space="preserve"> Error rate will be:</w:t>
       </w:r>
@@ -1281,12 +1304,14 @@
         <w:rPr>
           <w:b/>
           <w:bCs/>
-        </w:rPr>
-      </w:pPr>
-      <w:r>
-        <w:rPr>
-          <w:b/>
-          <w:bCs/>
+          <w:u w:val="single"/>
+        </w:rPr>
+      </w:pPr>
+      <w:r>
+        <w:rPr>
+          <w:b/>
+          <w:bCs/>
+          <w:u w:val="single"/>
         </w:rPr>
         <w:t>Reasons for System Failures</w:t>
       </w:r>
@@ -1429,11 +1454,38 @@
           <w:bCs/>
         </w:rPr>
       </w:pPr>
-      <w:r>
-        <w:rPr>
-          <w:b/>
-          <w:bCs/>
-        </w:rPr>
+    </w:p>
+    <w:p>
+      <w:pPr>
+        <w:rPr>
+          <w:b/>
+          <w:bCs/>
+        </w:rPr>
+      </w:pPr>
+    </w:p>
+    <w:p>
+      <w:pPr>
+        <w:rPr>
+          <w:b/>
+          <w:bCs/>
+        </w:rPr>
+      </w:pPr>
+    </w:p>
+    <w:p>
+      <w:pPr>
+        <w:rPr>
+          <w:b/>
+          <w:bCs/>
+          <w:u w:val="single"/>
+        </w:rPr>
+      </w:pPr>
+      <w:r>
+        <w:rPr>
+          <w:b/>
+          <w:bCs/>
+          <w:u w:val="single"/>
+        </w:rPr>
+        <w:lastRenderedPageBreak/>
         <w:t>Single Point of Failure (SPOF)</w:t>
       </w:r>
     </w:p>
@@ -1450,7 +1502,6 @@
         </w:numPr>
       </w:pPr>
       <w:r>
-        <w:lastRenderedPageBreak/>
         <w:t>A single failure in a critical component can disrupt the entire system.</w:t>
       </w:r>
     </w:p>
@@ -1492,12 +1543,14 @@
         <w:rPr>
           <w:b/>
           <w:bCs/>
-        </w:rPr>
-      </w:pPr>
-      <w:r>
-        <w:rPr>
-          <w:b/>
-          <w:bCs/>
+          <w:u w:val="single"/>
+        </w:rPr>
+      </w:pPr>
+      <w:r>
+        <w:rPr>
+          <w:b/>
+          <w:bCs/>
+          <w:u w:val="single"/>
         </w:rPr>
         <w:t>Ways to Avoid Single Point of Failure (SPOF)</w:t>
       </w:r>
@@ -1657,13 +1710,27 @@
     </w:p>
     <w:p>
       <w:r>
+        <w:rPr>
+          <w:i/>
+          <w:iCs/>
+          <w:highlight w:val="yellow"/>
+        </w:rPr>
         <w:t xml:space="preserve">Scalability refers to a system’s ability to handle increasing workloads, users, or data without affecting </w:t>
       </w:r>
-      <w:proofErr w:type="gramStart"/>
-      <w:r>
-        <w:t>performance..</w:t>
-      </w:r>
-      <w:proofErr w:type="gramEnd"/>
+      <w:r>
+        <w:rPr>
+          <w:i/>
+          <w:iCs/>
+          <w:highlight w:val="yellow"/>
+        </w:rPr>
+        <w:t>performance</w:t>
+      </w:r>
+      <w:r>
+        <w:rPr>
+          <w:highlight w:val="yellow"/>
+        </w:rPr>
+        <w:t>.</w:t>
+      </w:r>
       <w:r>
         <w:t xml:space="preserve"> A scalable system can expand resources such as servers, storage, or processing power when needed.</w:t>
       </w:r>
@@ -1689,36 +1756,46 @@
       <w:r>
         <w:t xml:space="preserve">A system must be scalable </w:t>
       </w:r>
-      <w:proofErr w:type="gramStart"/>
-      <w:r>
-        <w:t>in order to</w:t>
-      </w:r>
-      <w:proofErr w:type="gramEnd"/>
-      <w:r>
-        <w:t xml:space="preserve"> accommodate growing user traffic, data volumes, or computing demands without suffering a major performance hit or necessitating a total redesign.</w:t>
-      </w:r>
-    </w:p>
-    <w:p>
-      <w:pPr>
+      <w:r>
         <w:rPr>
           <w:i/>
           <w:iCs/>
         </w:rPr>
-      </w:pPr>
-      <w:r>
-        <w:rPr>
-          <w:b/>
-          <w:bCs/>
+        <w:t>to</w:t>
+      </w:r>
+      <w:r>
+        <w:rPr>
           <w:i/>
           <w:iCs/>
         </w:rPr>
-        <w:t>Example:</w:t>
-      </w:r>
-      <w:r>
+        <w:t xml:space="preserve"> accommodate growing user traffic, data volumes, or computing demands without suffering a major performance </w:t>
+      </w:r>
+      <w:r>
+        <w:t>hit or necessitating a total redesign.</w:t>
+      </w:r>
+    </w:p>
+    <w:p>
+      <w:pPr>
         <w:rPr>
           <w:i/>
           <w:iCs/>
         </w:rPr>
+      </w:pPr>
+      <w:r>
+        <w:rPr>
+          <w:b/>
+          <w:bCs/>
+          <w:i/>
+          <w:iCs/>
+        </w:rPr>
+        <w:lastRenderedPageBreak/>
+        <w:t>Example:</w:t>
+      </w:r>
+      <w:r>
+        <w:rPr>
+          <w:i/>
+          <w:iCs/>
+        </w:rPr>
         <w:t xml:space="preserve"> A video streaming platform that automatically adds more servers when millions of users start watching content at the same time.</w:t>
       </w:r>
     </w:p>
@@ -1739,7 +1816,6 @@
     </w:p>
     <w:p>
       <w:r>
-        <w:lastRenderedPageBreak/>
         <w:t>There are many real-world examples of scalable systems that demonstrate the importance and impact of scalability in modern technology.</w:t>
       </w:r>
     </w:p>
@@ -1847,7 +1923,18 @@
         </w:r>
       </w:hyperlink>
       <w:r>
-        <w:t>, Like upgrading a car with a bigger engine for more power.</w:t>
+        <w:t xml:space="preserve">, Like </w:t>
+      </w:r>
+      <w:r>
+        <w:rPr>
+          <w:i/>
+          <w:iCs/>
+          <w:highlight w:val="yellow"/>
+        </w:rPr>
+        <w:t>upgrading a car with a bigger engine for more power</w:t>
+      </w:r>
+      <w:r>
+        <w:t>.</w:t>
       </w:r>
     </w:p>
     <w:p>
@@ -1860,11 +1947,9 @@
       <w:r>
         <w:t xml:space="preserve">Upgrading a system by adding more CPU, memory, or storage to a single server, </w:t>
       </w:r>
-      <w:proofErr w:type="gramStart"/>
-      <w:r>
-        <w:t>similar to</w:t>
-      </w:r>
-      <w:proofErr w:type="gramEnd"/>
+      <w:r>
+        <w:t>like</w:t>
+      </w:r>
       <w:r>
         <w:t xml:space="preserve"> increasing a car’s engine power.</w:t>
       </w:r>
@@ -1879,11 +1964,9 @@
       <w:r>
         <w:t xml:space="preserve">Suitable for small applications and quick </w:t>
       </w:r>
-      <w:proofErr w:type="gramStart"/>
-      <w:r>
-        <w:t>scaling, but</w:t>
-      </w:r>
-      <w:proofErr w:type="gramEnd"/>
+      <w:r>
+        <w:t>scaling but</w:t>
+      </w:r>
       <w:r>
         <w:t xml:space="preserve"> limited by hardware constraints and cannot scale indefinitely.</w:t>
       </w:r>
@@ -1926,11 +2009,9 @@
       <w:r>
         <w:t xml:space="preserve">Scaling by adding multiple servers or instances to share the workload, </w:t>
       </w:r>
-      <w:proofErr w:type="gramStart"/>
-      <w:r>
-        <w:t>similar to</w:t>
-      </w:r>
-      <w:proofErr w:type="gramEnd"/>
+      <w:r>
+        <w:t>like</w:t>
+      </w:r>
       <w:r>
         <w:t xml:space="preserve"> using multiple cars instead of one.</w:t>
       </w:r>
@@ -1993,6 +2074,7 @@
         </w:numPr>
       </w:pPr>
       <w:r>
+        <w:lastRenderedPageBreak/>
         <w:t>Allows scaling of only required parts, improving flexibility and efficient resource utilization.</w:t>
       </w:r>
     </w:p>
@@ -2032,7 +2114,6 @@
         </w:numPr>
       </w:pPr>
       <w:r>
-        <w:lastRenderedPageBreak/>
         <w:t>Automatically scales based on demand without requiring manual server management.</w:t>
       </w:r>
     </w:p>
@@ -2104,12 +2185,14 @@
         <w:rPr>
           <w:b/>
           <w:bCs/>
-        </w:rPr>
-      </w:pPr>
-      <w:r>
-        <w:rPr>
-          <w:b/>
-          <w:bCs/>
+          <w:u w:val="single"/>
+        </w:rPr>
+      </w:pPr>
+      <w:r>
+        <w:rPr>
+          <w:b/>
+          <w:bCs/>
+          <w:u w:val="single"/>
         </w:rPr>
         <w:t>Factors Affecting Scalability</w:t>
       </w:r>
@@ -2118,11 +2201,9 @@
       <w:r>
         <w:t xml:space="preserve">The factors that </w:t>
       </w:r>
-      <w:proofErr w:type="gramStart"/>
-      <w:r>
-        <w:t>affects</w:t>
-      </w:r>
-      <w:proofErr w:type="gramEnd"/>
+      <w:r>
+        <w:t>affect</w:t>
+      </w:r>
       <w:r>
         <w:t xml:space="preserve"> the scalability with their explanation are:</w:t>
       </w:r>
@@ -2265,6 +2346,7 @@
           <w:b/>
           <w:bCs/>
         </w:rPr>
+        <w:lastRenderedPageBreak/>
         <w:t>4. Data Storage and Access</w:t>
       </w:r>
     </w:p>
@@ -2292,7 +2374,6 @@
         </w:numPr>
       </w:pPr>
       <w:r>
-        <w:lastRenderedPageBreak/>
         <w:t>Distributed databases and caching help systems scale better.</w:t>
       </w:r>
     </w:p>
@@ -2337,11 +2418,9 @@
       <w:r>
         <w:t xml:space="preserve">Increases throughput by processing more </w:t>
       </w:r>
-      <w:proofErr w:type="gramStart"/>
-      <w:r>
-        <w:t>requests, but</w:t>
-      </w:r>
-      <w:proofErr w:type="gramEnd"/>
+      <w:r>
+        <w:t>requests but</w:t>
+      </w:r>
       <w:r>
         <w:t xml:space="preserve"> may introduce latency due to synchronization and overhead if not managed properly.</w:t>
       </w:r>
@@ -2553,6 +2632,7 @@
           <w:b/>
           <w:bCs/>
         </w:rPr>
+        <w:lastRenderedPageBreak/>
         <w:t>Data Partitioning: </w:t>
       </w:r>
       <w:hyperlink r:id="rId23" w:tgtFrame="_blank" w:history="1">
@@ -2605,7 +2685,6 @@
           <w:b/>
           <w:bCs/>
         </w:rPr>
-        <w:lastRenderedPageBreak/>
         <w:t>Queueing Systems: </w:t>
       </w:r>
       <w:hyperlink r:id="rId25" w:tgtFrame="_blank" w:history="1">
@@ -2625,12 +2704,14 @@
         <w:rPr>
           <w:b/>
           <w:bCs/>
-        </w:rPr>
-      </w:pPr>
-      <w:r>
-        <w:rPr>
-          <w:b/>
-          <w:bCs/>
+          <w:u w:val="single"/>
+        </w:rPr>
+      </w:pPr>
+      <w:r>
+        <w:rPr>
+          <w:b/>
+          <w:bCs/>
+          <w:u w:val="single"/>
         </w:rPr>
         <w:t>Challenges and Trade-offs in Scalability</w:t>
       </w:r>
@@ -2758,7 +2839,15 @@
     </w:p>
     <w:p>
       <w:r>
-        <w:t>Maintainability refers to how easily a software system can be modified, updated, or improved over time. It ensures developers can fix issues, add features, and enhance components with minimal disruption to the system.</w:t>
+        <w:rPr>
+          <w:i/>
+          <w:iCs/>
+          <w:highlight w:val="yellow"/>
+        </w:rPr>
+        <w:t>Maintainability refers to how easily a software system can be modified, updated, or improved over time</w:t>
+      </w:r>
+      <w:r>
+        <w:t>. It ensures developers can fix issues, add features, and enhance components with minimal disruption to the system.</w:t>
       </w:r>
     </w:p>
     <w:p>
@@ -2832,10 +2921,11 @@
         <w:rPr>
           <w:noProof/>
         </w:rPr>
+        <w:lastRenderedPageBreak/>
         <w:drawing>
-          <wp:inline distT="0" distB="0" distL="0" distR="0" wp14:anchorId="26C1C2BE" wp14:editId="404B3279">
-            <wp:extent cx="4452730" cy="1930730"/>
-            <wp:effectExtent l="0" t="0" r="5080" b="0"/>
+          <wp:inline distT="0" distB="0" distL="0" distR="0" wp14:anchorId="26C1C2BE" wp14:editId="30926815">
+            <wp:extent cx="5302631" cy="2299252"/>
+            <wp:effectExtent l="0" t="0" r="0" b="6350"/>
             <wp:docPr id="199795223" name="Picture 4"/>
             <wp:cNvGraphicFramePr>
               <a:graphicFrameLocks xmlns:a="http://schemas.openxmlformats.org/drawingml/2006/main" noChangeAspect="1"/>
@@ -2865,7 +2955,7 @@
                   <pic:spPr bwMode="auto">
                     <a:xfrm>
                       <a:off x="0" y="0"/>
-                      <a:ext cx="4507875" cy="1954641"/>
+                      <a:ext cx="5379403" cy="2332541"/>
                     </a:xfrm>
                     <a:prstGeom prst="rect">
                       <a:avLst/>
@@ -2891,155 +2981,172 @@
           <w:b/>
           <w:bCs/>
         </w:rPr>
+        <w:t>1. Maintainability Index</w:t>
+      </w:r>
+    </w:p>
+    <w:p>
+      <w:r>
+        <w:t xml:space="preserve">It gives a score to measure how maintainable a code module or system is. It considers factors like complexity and </w:t>
+      </w:r>
+      <w:r>
+        <w:t>duplication and</w:t>
+      </w:r>
+      <w:r>
+        <w:t xml:space="preserve"> may vary by IDE. A higher score means better maintainability and easier code improvements.</w:t>
+      </w:r>
+    </w:p>
+    <w:p>
+      <w:pPr>
+        <w:rPr>
+          <w:b/>
+          <w:bCs/>
+        </w:rPr>
+      </w:pPr>
+      <w:r>
+        <w:rPr>
+          <w:b/>
+          <w:bCs/>
+        </w:rPr>
+        <w:t>2. Code Churn</w:t>
+      </w:r>
+    </w:p>
+    <w:p>
+      <w:r>
+        <w:t>It tracks how often a code module is modified over time using version control data. High churn can indicate instability, while monitoring it helps identify areas needing extra testing and attention.</w:t>
+      </w:r>
+    </w:p>
+    <w:p>
+      <w:pPr>
+        <w:rPr>
+          <w:b/>
+          <w:bCs/>
+        </w:rPr>
+      </w:pPr>
+      <w:r>
+        <w:rPr>
+          <w:b/>
+          <w:bCs/>
+        </w:rPr>
+        <w:t>3. Cyclomatic Complexity</w:t>
+      </w:r>
+    </w:p>
+    <w:p>
+      <w:r>
+        <w:t>It measures the complexity of a code module. Higher complexity is an indication that the code is more complicated to understand and there may be potential easier ways available to break the complexity of a particular code module.</w:t>
+      </w:r>
+    </w:p>
+    <w:p>
+      <w:pPr>
+        <w:rPr>
+          <w:b/>
+          <w:bCs/>
+        </w:rPr>
+      </w:pPr>
+      <w:r>
+        <w:rPr>
+          <w:b/>
+          <w:bCs/>
+        </w:rPr>
+        <w:t>4. Time and Resource constraints</w:t>
+      </w:r>
+    </w:p>
+    <w:p>
+      <w:r>
+        <w:t>It's important to balance between speed of development as well as speed of maintainability. A rush by the development team to complete a tight deadline without considering maintainability can lead to complicated future maintenance efforts.</w:t>
+      </w:r>
+    </w:p>
+    <w:p>
+      <w:pPr>
+        <w:rPr>
+          <w:b/>
+          <w:bCs/>
+        </w:rPr>
+      </w:pPr>
+      <w:r>
+        <w:rPr>
+          <w:b/>
+          <w:bCs/>
+        </w:rPr>
+        <w:t>5. Team Collaboration</w:t>
+      </w:r>
+    </w:p>
+    <w:p>
+      <w:r>
+        <w:t>A strong collaborative culture within the development team helps them share knowledge with each other, perform Knowledge Transfer programs (</w:t>
+      </w:r>
+      <w:r>
+        <w:rPr>
+          <w:b/>
+          <w:bCs/>
+        </w:rPr>
+        <w:t>KT</w:t>
+      </w:r>
+      <w:r>
+        <w:t>), mentor newcomers, and work together on maintenance tasks, it helps team members grow together and makes sure someone won't struggle in doing a particular task.</w:t>
+      </w:r>
+    </w:p>
+    <w:p>
+      <w:pPr>
+        <w:rPr>
+          <w:b/>
+          <w:bCs/>
+        </w:rPr>
+      </w:pPr>
+      <w:r>
+        <w:rPr>
+          <w:b/>
+          <w:bCs/>
+        </w:rPr>
+        <w:t>6. Documentation</w:t>
+      </w:r>
+    </w:p>
+    <w:p>
+      <w:r>
+        <w:t xml:space="preserve">A Good documentation is the one, which makes a newcomer understand the project </w:t>
+      </w:r>
+      <w:r>
+        <w:t>and</w:t>
+      </w:r>
+      <w:r>
+        <w:t xml:space="preserve"> covers not only code comments but also architectural decisions, System design, API references, as well.</w:t>
+      </w:r>
+    </w:p>
+    <w:p>
+      <w:pPr>
+        <w:rPr>
+          <w:b/>
+          <w:bCs/>
+        </w:rPr>
+      </w:pPr>
+      <w:r>
+        <w:rPr>
+          <w:b/>
+          <w:bCs/>
+        </w:rPr>
         <w:lastRenderedPageBreak/>
-        <w:t>1. Maintainability Index</w:t>
-      </w:r>
-    </w:p>
-    <w:p>
-      <w:r>
-        <w:t xml:space="preserve">It gives a score to measure how maintainable a code module or system is. It considers factors like complexity and </w:t>
-      </w:r>
-      <w:proofErr w:type="gramStart"/>
-      <w:r>
-        <w:t>duplication, and</w:t>
-      </w:r>
-      <w:proofErr w:type="gramEnd"/>
-      <w:r>
-        <w:t xml:space="preserve"> may vary by IDE. A higher score means better maintainability and easier code improvements.</w:t>
-      </w:r>
-    </w:p>
-    <w:p>
-      <w:pPr>
-        <w:rPr>
-          <w:b/>
-          <w:bCs/>
-        </w:rPr>
-      </w:pPr>
-      <w:r>
-        <w:rPr>
-          <w:b/>
-          <w:bCs/>
-        </w:rPr>
-        <w:t>2. Code Churn</w:t>
-      </w:r>
-    </w:p>
-    <w:p>
-      <w:r>
-        <w:t>It tracks how often a code module is modified over time using version control data. High churn can indicate instability, while monitoring it helps identify areas needing extra testing and attention.</w:t>
-      </w:r>
-    </w:p>
-    <w:p>
-      <w:pPr>
-        <w:rPr>
-          <w:b/>
-          <w:bCs/>
-        </w:rPr>
-      </w:pPr>
-      <w:r>
-        <w:rPr>
-          <w:b/>
-          <w:bCs/>
-        </w:rPr>
-        <w:t>3. Cyclomatic Complexity</w:t>
-      </w:r>
-    </w:p>
-    <w:p>
-      <w:r>
-        <w:t>It measures the complexity of a code module. Higher complexity is an indication that the code is more complicated to understand and there may be potential easier ways available to break the complexity of a particular code module.</w:t>
-      </w:r>
-    </w:p>
-    <w:p>
-      <w:pPr>
-        <w:rPr>
-          <w:b/>
-          <w:bCs/>
-        </w:rPr>
-      </w:pPr>
-      <w:r>
-        <w:rPr>
-          <w:b/>
-          <w:bCs/>
-        </w:rPr>
-        <w:t>4. Time and Resource constraints</w:t>
-      </w:r>
-    </w:p>
-    <w:p>
-      <w:r>
-        <w:t>It's important to balance between speed of development as well as speed of maintainability. A rush by the development team to complete a tight deadline without considering maintainability can lead to complicated future maintenance efforts.</w:t>
-      </w:r>
-    </w:p>
-    <w:p>
-      <w:pPr>
-        <w:rPr>
-          <w:b/>
-          <w:bCs/>
-        </w:rPr>
-      </w:pPr>
-      <w:r>
-        <w:rPr>
-          <w:b/>
-          <w:bCs/>
-        </w:rPr>
-        <w:t>5. Team Collaboration</w:t>
-      </w:r>
-    </w:p>
-    <w:p>
-      <w:r>
-        <w:t>A strong collaborative culture within the development team helps them share knowledge with each other, perform Knowledge Transfer programs (KT), mentor newcomers, and work together on maintenance tasks, it helps team members grow together and makes sure someone won't struggle in doing a particular task.</w:t>
-      </w:r>
-    </w:p>
-    <w:p>
-      <w:pPr>
-        <w:rPr>
-          <w:b/>
-          <w:bCs/>
-        </w:rPr>
-      </w:pPr>
-      <w:r>
-        <w:rPr>
-          <w:b/>
-          <w:bCs/>
-        </w:rPr>
-        <w:t>6. Documentation</w:t>
-      </w:r>
-    </w:p>
-    <w:p>
-      <w:r>
-        <w:t xml:space="preserve">A Good documentation is the one, which makes a newcomer understand the project </w:t>
-      </w:r>
-      <w:proofErr w:type="gramStart"/>
-      <w:r>
-        <w:t>and also</w:t>
-      </w:r>
-      <w:proofErr w:type="gramEnd"/>
-      <w:r>
-        <w:t xml:space="preserve"> covers not only code comments but also architectural decisions, System design, API references, as well.</w:t>
-      </w:r>
-    </w:p>
-    <w:p>
-      <w:pPr>
-        <w:rPr>
-          <w:b/>
-          <w:bCs/>
-        </w:rPr>
-      </w:pPr>
-      <w:r>
-        <w:rPr>
-          <w:b/>
-          <w:bCs/>
-        </w:rPr>
         <w:t>7. Test Coverage</w:t>
       </w:r>
-    </w:p>
-    <w:p>
+      <w:r>
+        <w:rPr>
+          <w:b/>
+          <w:bCs/>
+        </w:rPr>
+        <w:t xml:space="preserve"> </w:t>
+      </w:r>
+    </w:p>
+    <w:p>
+      <w:pPr>
+        <w:rPr>
+          <w:b/>
+          <w:bCs/>
+        </w:rPr>
+      </w:pPr>
       <w:r>
         <w:t xml:space="preserve">It measures the extent to which automated tests cover the codebase, </w:t>
       </w:r>
-      <w:proofErr w:type="gramStart"/>
-      <w:r>
-        <w:t>It</w:t>
-      </w:r>
-      <w:proofErr w:type="gramEnd"/>
+      <w:r>
+        <w:t>it</w:t>
+      </w:r>
       <w:r>
         <w:t xml:space="preserve"> helps prevent regressions from being introduced. Test coverage tools assess the extent of code exercised by automated tests, expressed as a percentage.</w:t>
       </w:r>
@@ -3063,11 +3170,9 @@
       <w:r>
         <w:t xml:space="preserve">It measures how </w:t>
       </w:r>
-      <w:proofErr w:type="gramStart"/>
-      <w:r>
-        <w:t>much repeated</w:t>
-      </w:r>
-      <w:proofErr w:type="gramEnd"/>
+      <w:r>
+        <w:t>much-repeated</w:t>
+      </w:r>
       <w:r>
         <w:t xml:space="preserve"> code exists in a system. High duplication increases maintenance effort because changes must be updated in multiple places. It is detected using static analysis tools that find similar code segments.</w:t>
       </w:r>
@@ -3089,7 +3194,6 @@
     </w:p>
     <w:p>
       <w:r>
-        <w:lastRenderedPageBreak/>
         <w:t>Poor maintainability makes systems harder to understand and modify, reducing efficiency and stability. It increases development time and complexity, slowing down the delivery of new features.</w:t>
       </w:r>
     </w:p>
@@ -3209,9 +3313,9 @@
           <w:noProof/>
         </w:rPr>
         <w:drawing>
-          <wp:inline distT="0" distB="0" distL="0" distR="0" wp14:anchorId="645910AC" wp14:editId="2320B9CD">
-            <wp:extent cx="4531360" cy="1782417"/>
-            <wp:effectExtent l="0" t="0" r="2540" b="8890"/>
+          <wp:inline distT="0" distB="0" distL="0" distR="0" wp14:anchorId="645910AC" wp14:editId="10B04AE9">
+            <wp:extent cx="5323087" cy="2093844"/>
+            <wp:effectExtent l="0" t="0" r="0" b="1905"/>
             <wp:docPr id="1659827803" name="Picture 6"/>
             <wp:cNvGraphicFramePr>
               <a:graphicFrameLocks xmlns:a="http://schemas.openxmlformats.org/drawingml/2006/main" noChangeAspect="1"/>
@@ -3241,7 +3345,7 @@
                   <pic:spPr bwMode="auto">
                     <a:xfrm>
                       <a:off x="0" y="0"/>
-                      <a:ext cx="4545899" cy="1788136"/>
+                      <a:ext cx="5347607" cy="2103489"/>
                     </a:xfrm>
                     <a:prstGeom prst="rect">
                       <a:avLst/>
@@ -3267,12 +3371,25 @@
           <w:b/>
           <w:bCs/>
         </w:rPr>
+        <w:lastRenderedPageBreak/>
         <w:t>1. Follow Design Patterns</w:t>
       </w:r>
     </w:p>
     <w:p>
       <w:r>
-        <w:t>Design patterns, such as Model-View-Controller and SOLID principles, promote modularity, and flexibility. Following these patterns enhances overall architecture while making it easier to maintain.</w:t>
+        <w:t xml:space="preserve">Design patterns, such as Model-View-Controller and </w:t>
+      </w:r>
+      <w:r>
+        <w:rPr>
+          <w:b/>
+          <w:bCs/>
+          <w:i/>
+          <w:iCs/>
+        </w:rPr>
+        <w:t>SOLID</w:t>
+      </w:r>
+      <w:r>
+        <w:t xml:space="preserve"> principles, promote modularity, and flexibility. Following these patterns enhances overall architecture while making it easier to maintain.</w:t>
       </w:r>
     </w:p>
     <w:p>
@@ -3327,7 +3444,6 @@
           <w:b/>
           <w:bCs/>
         </w:rPr>
-        <w:lastRenderedPageBreak/>
         <w:t>4. Test-Driven Development (TDD)</w:t>
       </w:r>
     </w:p>
@@ -3401,12 +3517,14 @@
         <w:rPr>
           <w:b/>
           <w:bCs/>
-        </w:rPr>
-      </w:pPr>
-      <w:r>
-        <w:rPr>
-          <w:b/>
-          <w:bCs/>
+          <w:u w:val="single"/>
+        </w:rPr>
+      </w:pPr>
+      <w:r>
+        <w:rPr>
+          <w:b/>
+          <w:bCs/>
+          <w:u w:val="single"/>
         </w:rPr>
         <w:t>Challenges in Maintainability</w:t>
       </w:r>
@@ -3468,6 +3586,9 @@
       </w:r>
       <w:r>
         <w:br/>
+      </w:r>
+      <w:r>
+        <w:lastRenderedPageBreak/>
         <w:t>• </w:t>
       </w:r>
       <w:r>
@@ -3543,7 +3664,6 @@
         </w:numPr>
       </w:pPr>
       <w:r>
-        <w:lastRenderedPageBreak/>
         <w:t>Provides a clear roadmap from idea to deployment.</w:t>
       </w:r>
     </w:p>
@@ -3606,11 +3726,9 @@
       <w:r>
         <w:t xml:space="preserve">Below </w:t>
       </w:r>
-      <w:proofErr w:type="gramStart"/>
-      <w:r>
-        <w:t>is</w:t>
-      </w:r>
-      <w:proofErr w:type="gramEnd"/>
+      <w:r>
+        <w:t>are</w:t>
+      </w:r>
       <w:r>
         <w:t xml:space="preserve"> the objective and example of each stage of System Design Life Cycle:</w:t>
       </w:r>
@@ -3707,6 +3825,7 @@
           <w:i/>
           <w:iCs/>
         </w:rPr>
+        <w:lastRenderedPageBreak/>
         <w:t>Example:</w:t>
       </w:r>
       <w:r>
@@ -3801,7 +3920,6 @@
         </w:numPr>
       </w:pPr>
       <w:r>
-        <w:lastRenderedPageBreak/>
         <w:t>Imagine designing a house, before construction begins, architects create blueprints that show where every room, pipe, and wire will go. Similarly, in system design, you create a detailed plan that developers will follow to build the system.</w:t>
       </w:r>
     </w:p>
@@ -3915,10 +4033,7 @@
         </w:numPr>
       </w:pPr>
       <w:r>
-        <w:t>All</w:t>
-      </w:r>
-      <w:r>
-        <w:t xml:space="preserve"> the hard work concludes at the deployment phase, when the system is made accessible for real usage. After all the planning, designing, and building is finished, it's similar like launching a new store.</w:t>
+        <w:t>All the hard work concludes at the deployment phase, when the system is made accessible for real usage. After all the planning, designing, and building is finished, it's similar like launching a new store.</w:t>
       </w:r>
     </w:p>
     <w:p>
@@ -3981,6 +4096,7 @@
           <w:b/>
           <w:bCs/>
         </w:rPr>
+        <w:lastRenderedPageBreak/>
         <w:t>Differences between the System Development Life Cycle and the System Design Life Cycle</w:t>
       </w:r>
     </w:p>
@@ -4235,7 +4351,6 @@
                 <w:b/>
                 <w:bCs/>
               </w:rPr>
-              <w:lastRenderedPageBreak/>
               <w:t>Scope</w:t>
             </w:r>
           </w:p>
@@ -4592,6 +4707,7 @@
         </w:numPr>
       </w:pPr>
       <w:r>
+        <w:lastRenderedPageBreak/>
         <w:t>Requirements may change during the design process, posing a challenge to maintain consistency and ensuring that the system still meets the user's needs.</w:t>
       </w:r>
     </w:p>
@@ -4625,7 +4741,6 @@
         </w:numPr>
       </w:pPr>
       <w:r>
-        <w:lastRenderedPageBreak/>
         <w:t>Designing a system within budgetary constraints can be challenging, as incorporating certain features or technologies might be cost-productive.</w:t>
       </w:r>
     </w:p>
@@ -4872,6 +4987,7 @@
           <w:b/>
           <w:bCs/>
         </w:rPr>
+        <w:lastRenderedPageBreak/>
         <w:t>Adapting to Changes</w:t>
       </w:r>
       <w:r>
@@ -4919,7 +5035,6 @@
         </w:numPr>
       </w:pPr>
       <w:r>
-        <w:lastRenderedPageBreak/>
         <w:t>Invest time in thoroughly understanding and documenting requirements to provide a solid foundation for the design process.</w:t>
       </w:r>
     </w:p>
@@ -5050,7 +5165,7 @@
 </file>
 
 <file path=word/endnotes.xml><?xml version="1.0" encoding="utf-8"?>
-<w:endnotes xmlns:wpc="http://schemas.microsoft.com/office/word/2010/wordprocessingCanvas" xmlns:cx="http://schemas.microsoft.com/office/drawing/2014/chartex" xmlns:cx1="http://schemas.microsoft.com/office/drawing/2015/9/8/chartex" xmlns:cx2="http://schemas.microsoft.com/office/drawing/2015/10/21/chartex" xmlns:cx3="http://schemas.microsoft.com/office/drawing/2016/5/9/chartex" xmlns:cx4="http://schemas.microsoft.com/office/drawing/2016/5/10/chartex" xmlns:cx5="http://schemas.microsoft.com/office/drawing/2016/5/11/chartex" xmlns:cx6="http://schemas.microsoft.com/office/drawing/2016/5/12/chartex" xmlns:cx7="http://schemas.microsoft.com/office/drawing/2016/5/13/chartex" xmlns:cx8="http://schemas.microsoft.com/office/drawing/2016/5/14/chartex" xmlns:mc="http://schemas.openxmlformats.org/markup-compatibility/2006" xmlns:aink="http://schemas.microsoft.com/office/drawing/2016/ink" xmlns:am3d="http://schemas.microsoft.com/office/drawing/2017/model3d" xmlns:o="urn:schemas-microsoft-com:office:office" xmlns:oel="http://schemas.microsoft.com/office/2019/extlst" xmlns:r="http://schemas.openxmlformats.org/officeDocument/2006/relationships" xmlns:m="http://schemas.openxmlformats.org/officeDocument/2006/math" xmlns:v="urn:schemas-microsoft-com:vml" xmlns:wp14="http://schemas.microsoft.com/office/word/2010/wordprocessingDrawing" xmlns:wp="http://schemas.openxmlformats.org/drawingml/2006/wordprocessingDrawing" xmlns:w10="urn:schemas-microsoft-com:office:word" xmlns:w="http://schemas.openxmlformats.org/wordprocessingml/2006/main" xmlns:w14="http://schemas.microsoft.com/office/word/2010/wordml" xmlns:w15="http://schemas.microsoft.com/office/word/2012/wordml" xmlns:w16cei="http://schemas.microsoft.com/office/word/2026/wordml/cei" xmlns:w16cex="http://schemas.microsoft.com/office/word/2018/wordml/cex" xmlns:w16cid="http://schemas.microsoft.com/office/word/2016/wordml/cid" xmlns:w16="http://schemas.microsoft.com/office/word/2018/wordml" xmlns:w16du="http://schemas.microsoft.com/office/word/2023/wordml/word16du" xmlns:w16sdtdh="http://schemas.microsoft.com/office/word/2020/wordml/sdtdatahash" xmlns:w16sdtfl="http://schemas.microsoft.com/office/word/2024/wordml/sdtformatlock" xmlns:w16se="http://schemas.microsoft.com/office/word/2015/wordml/symex" xmlns:wpg="http://schemas.microsoft.com/office/word/2010/wordprocessingGroup" xmlns:wpi="http://schemas.microsoft.com/office/word/2010/wordprocessingInk" xmlns:wne="http://schemas.microsoft.com/office/word/2006/wordml" xmlns:wps="http://schemas.microsoft.com/office/word/2010/wordprocessingShape" mc:Ignorable="w14 w15 w16se w16cid w16 w16cex w16sdtdh w16sdtfl w16du wp14">
+<w:endnotes xmlns:wpc="http://schemas.microsoft.com/office/word/2010/wordprocessingCanvas" xmlns:cx="http://schemas.microsoft.com/office/drawing/2014/chartex" xmlns:cx1="http://schemas.microsoft.com/office/drawing/2015/9/8/chartex" xmlns:cx2="http://schemas.microsoft.com/office/drawing/2015/10/21/chartex" xmlns:cx3="http://schemas.microsoft.com/office/drawing/2016/5/9/chartex" xmlns:cx4="http://schemas.microsoft.com/office/drawing/2016/5/10/chartex" xmlns:cx5="http://schemas.microsoft.com/office/drawing/2016/5/11/chartex" xmlns:cx6="http://schemas.microsoft.com/office/drawing/2016/5/12/chartex" xmlns:cx7="http://schemas.microsoft.com/office/drawing/2016/5/13/chartex" xmlns:cx8="http://schemas.microsoft.com/office/drawing/2016/5/14/chartex" xmlns:mc="http://schemas.openxmlformats.org/markup-compatibility/2006" xmlns:aink="http://schemas.microsoft.com/office/drawing/2016/ink" xmlns:am3d="http://schemas.microsoft.com/office/drawing/2017/model3d" xmlns:o="urn:schemas-microsoft-com:office:office" xmlns:oel="http://schemas.microsoft.com/office/2019/extlst" xmlns:r="http://schemas.openxmlformats.org/officeDocument/2006/relationships" xmlns:m="http://schemas.openxmlformats.org/officeDocument/2006/math" xmlns:v="urn:schemas-microsoft-com:vml" xmlns:wp14="http://schemas.microsoft.com/office/word/2010/wordprocessingDrawing" xmlns:wp="http://schemas.openxmlformats.org/drawingml/2006/wordprocessingDrawing" xmlns:w10="urn:schemas-microsoft-com:office:word" xmlns:w="http://schemas.openxmlformats.org/wordprocessingml/2006/main" xmlns:w14="http://schemas.microsoft.com/office/word/2010/wordml" xmlns:w15="http://schemas.microsoft.com/office/word/2012/wordml" xmlns:w16cex="http://schemas.microsoft.com/office/word/2018/wordml/cex" xmlns:w16cid="http://schemas.microsoft.com/office/word/2016/wordml/cid" xmlns:w16="http://schemas.microsoft.com/office/word/2018/wordml" xmlns:w16du="http://schemas.microsoft.com/office/word/2023/wordml/word16du" xmlns:w16sdtdh="http://schemas.microsoft.com/office/word/2020/wordml/sdtdatahash" xmlns:w16sdtfl="http://schemas.microsoft.com/office/word/2024/wordml/sdtformatlock" xmlns:w16se="http://schemas.microsoft.com/office/word/2015/wordml/symex" xmlns:wpg="http://schemas.microsoft.com/office/word/2010/wordprocessingGroup" xmlns:wpi="http://schemas.microsoft.com/office/word/2010/wordprocessingInk" xmlns:wne="http://schemas.microsoft.com/office/word/2006/wordml" xmlns:wps="http://schemas.microsoft.com/office/word/2010/wordprocessingShape" mc:Ignorable="w14 w15 w16se w16cid w16 w16cex w16sdtdh w16sdtfl w16du wp14">
   <w:endnote w:type="separator" w:id="-1">
     <w:p>
       <w:pPr>
@@ -5075,7 +5190,7 @@
 </file>
 
 <file path=word/footer1.xml><?xml version="1.0" encoding="utf-8"?>
-<w:ftr xmlns:wpc="http://schemas.microsoft.com/office/word/2010/wordprocessingCanvas" xmlns:cx="http://schemas.microsoft.com/office/drawing/2014/chartex" xmlns:cx1="http://schemas.microsoft.com/office/drawing/2015/9/8/chartex" xmlns:cx2="http://schemas.microsoft.com/office/drawing/2015/10/21/chartex" xmlns:cx3="http://schemas.microsoft.com/office/drawing/2016/5/9/chartex" xmlns:cx4="http://schemas.microsoft.com/office/drawing/2016/5/10/chartex" xmlns:cx5="http://schemas.microsoft.com/office/drawing/2016/5/11/chartex" xmlns:cx6="http://schemas.microsoft.com/office/drawing/2016/5/12/chartex" xmlns:cx7="http://schemas.microsoft.com/office/drawing/2016/5/13/chartex" xmlns:cx8="http://schemas.microsoft.com/office/drawing/2016/5/14/chartex" xmlns:mc="http://schemas.openxmlformats.org/markup-compatibility/2006" xmlns:aink="http://schemas.microsoft.com/office/drawing/2016/ink" xmlns:am3d="http://schemas.microsoft.com/office/drawing/2017/model3d" xmlns:o="urn:schemas-microsoft-com:office:office" xmlns:oel="http://schemas.microsoft.com/office/2019/extlst" xmlns:r="http://schemas.openxmlformats.org/officeDocument/2006/relationships" xmlns:m="http://schemas.openxmlformats.org/officeDocument/2006/math" xmlns:v="urn:schemas-microsoft-com:vml" xmlns:wp14="http://schemas.microsoft.com/office/word/2010/wordprocessingDrawing" xmlns:wp="http://schemas.openxmlformats.org/drawingml/2006/wordprocessingDrawing" xmlns:w10="urn:schemas-microsoft-com:office:word" xmlns:w="http://schemas.openxmlformats.org/wordprocessingml/2006/main" xmlns:w14="http://schemas.microsoft.com/office/word/2010/wordml" xmlns:w15="http://schemas.microsoft.com/office/word/2012/wordml" xmlns:w16cei="http://schemas.microsoft.com/office/word/2026/wordml/cei" xmlns:w16cex="http://schemas.microsoft.com/office/word/2018/wordml/cex" xmlns:w16cid="http://schemas.microsoft.com/office/word/2016/wordml/cid" xmlns:w16="http://schemas.microsoft.com/office/word/2018/wordml" xmlns:w16du="http://schemas.microsoft.com/office/word/2023/wordml/word16du" xmlns:w16sdtdh="http://schemas.microsoft.com/office/word/2020/wordml/sdtdatahash" xmlns:w16sdtfl="http://schemas.microsoft.com/office/word/2024/wordml/sdtformatlock" xmlns:w16se="http://schemas.microsoft.com/office/word/2015/wordml/symex" xmlns:wpg="http://schemas.microsoft.com/office/word/2010/wordprocessingGroup" xmlns:wpi="http://schemas.microsoft.com/office/word/2010/wordprocessingInk" xmlns:wne="http://schemas.microsoft.com/office/word/2006/wordml" xmlns:wps="http://schemas.microsoft.com/office/word/2010/wordprocessingShape" mc:Ignorable="w14 w15 w16se w16cid w16 w16cex w16sdtdh w16sdtfl w16du wp14">
+<w:ftr xmlns:wpc="http://schemas.microsoft.com/office/word/2010/wordprocessingCanvas" xmlns:cx="http://schemas.microsoft.com/office/drawing/2014/chartex" xmlns:cx1="http://schemas.microsoft.com/office/drawing/2015/9/8/chartex" xmlns:cx2="http://schemas.microsoft.com/office/drawing/2015/10/21/chartex" xmlns:cx3="http://schemas.microsoft.com/office/drawing/2016/5/9/chartex" xmlns:cx4="http://schemas.microsoft.com/office/drawing/2016/5/10/chartex" xmlns:cx5="http://schemas.microsoft.com/office/drawing/2016/5/11/chartex" xmlns:cx6="http://schemas.microsoft.com/office/drawing/2016/5/12/chartex" xmlns:cx7="http://schemas.microsoft.com/office/drawing/2016/5/13/chartex" xmlns:cx8="http://schemas.microsoft.com/office/drawing/2016/5/14/chartex" xmlns:mc="http://schemas.openxmlformats.org/markup-compatibility/2006" xmlns:aink="http://schemas.microsoft.com/office/drawing/2016/ink" xmlns:am3d="http://schemas.microsoft.com/office/drawing/2017/model3d" xmlns:o="urn:schemas-microsoft-com:office:office" xmlns:oel="http://schemas.microsoft.com/office/2019/extlst" xmlns:r="http://schemas.openxmlformats.org/officeDocument/2006/relationships" xmlns:m="http://schemas.openxmlformats.org/officeDocument/2006/math" xmlns:v="urn:schemas-microsoft-com:vml" xmlns:wp14="http://schemas.microsoft.com/office/word/2010/wordprocessingDrawing" xmlns:wp="http://schemas.openxmlformats.org/drawingml/2006/wordprocessingDrawing" xmlns:w10="urn:schemas-microsoft-com:office:word" xmlns:w="http://schemas.openxmlformats.org/wordprocessingml/2006/main" xmlns:w14="http://schemas.microsoft.com/office/word/2010/wordml" xmlns:w15="http://schemas.microsoft.com/office/word/2012/wordml" xmlns:w16cex="http://schemas.microsoft.com/office/word/2018/wordml/cex" xmlns:w16cid="http://schemas.microsoft.com/office/word/2016/wordml/cid" xmlns:w16="http://schemas.microsoft.com/office/word/2018/wordml" xmlns:w16du="http://schemas.microsoft.com/office/word/2023/wordml/word16du" xmlns:w16sdtdh="http://schemas.microsoft.com/office/word/2020/wordml/sdtdatahash" xmlns:w16sdtfl="http://schemas.microsoft.com/office/word/2024/wordml/sdtformatlock" xmlns:w16se="http://schemas.microsoft.com/office/word/2015/wordml/symex" xmlns:wpg="http://schemas.microsoft.com/office/word/2010/wordprocessingGroup" xmlns:wpi="http://schemas.microsoft.com/office/word/2010/wordprocessingInk" xmlns:wne="http://schemas.microsoft.com/office/word/2006/wordml" xmlns:wps="http://schemas.microsoft.com/office/word/2010/wordprocessingShape" mc:Ignorable="w14 w15 w16se w16cid w16 w16cex w16sdtdh w16sdtfl w16du wp14">
   <w:sdt>
     <w:sdtPr>
       <w:id w:val="-332833862"/>
@@ -5128,7 +5243,7 @@
 </file>
 
 <file path=word/footnotes.xml><?xml version="1.0" encoding="utf-8"?>
-<w:footnotes xmlns:wpc="http://schemas.microsoft.com/office/word/2010/wordprocessingCanvas" xmlns:cx="http://schemas.microsoft.com/office/drawing/2014/chartex" xmlns:cx1="http://schemas.microsoft.com/office/drawing/2015/9/8/chartex" xmlns:cx2="http://schemas.microsoft.com/office/drawing/2015/10/21/chartex" xmlns:cx3="http://schemas.microsoft.com/office/drawing/2016/5/9/chartex" xmlns:cx4="http://schemas.microsoft.com/office/drawing/2016/5/10/chartex" xmlns:cx5="http://schemas.microsoft.com/office/drawing/2016/5/11/chartex" xmlns:cx6="http://schemas.microsoft.com/office/drawing/2016/5/12/chartex" xmlns:cx7="http://schemas.microsoft.com/office/drawing/2016/5/13/chartex" xmlns:cx8="http://schemas.microsoft.com/office/drawing/2016/5/14/chartex" xmlns:mc="http://schemas.openxmlformats.org/markup-compatibility/2006" xmlns:aink="http://schemas.microsoft.com/office/drawing/2016/ink" xmlns:am3d="http://schemas.microsoft.com/office/drawing/2017/model3d" xmlns:o="urn:schemas-microsoft-com:office:office" xmlns:oel="http://schemas.microsoft.com/office/2019/extlst" xmlns:r="http://schemas.openxmlformats.org/officeDocument/2006/relationships" xmlns:m="http://schemas.openxmlformats.org/officeDocument/2006/math" xmlns:v="urn:schemas-microsoft-com:vml" xmlns:wp14="http://schemas.microsoft.com/office/word/2010/wordprocessingDrawing" xmlns:wp="http://schemas.openxmlformats.org/drawingml/2006/wordprocessingDrawing" xmlns:w10="urn:schemas-microsoft-com:office:word" xmlns:w="http://schemas.openxmlformats.org/wordprocessingml/2006/main" xmlns:w14="http://schemas.microsoft.com/office/word/2010/wordml" xmlns:w15="http://schemas.microsoft.com/office/word/2012/wordml" xmlns:w16cei="http://schemas.microsoft.com/office/word/2026/wordml/cei" xmlns:w16cex="http://schemas.microsoft.com/office/word/2018/wordml/cex" xmlns:w16cid="http://schemas.microsoft.com/office/word/2016/wordml/cid" xmlns:w16="http://schemas.microsoft.com/office/word/2018/wordml" xmlns:w16du="http://schemas.microsoft.com/office/word/2023/wordml/word16du" xmlns:w16sdtdh="http://schemas.microsoft.com/office/word/2020/wordml/sdtdatahash" xmlns:w16sdtfl="http://schemas.microsoft.com/office/word/2024/wordml/sdtformatlock" xmlns:w16se="http://schemas.microsoft.com/office/word/2015/wordml/symex" xmlns:wpg="http://schemas.microsoft.com/office/word/2010/wordprocessingGroup" xmlns:wpi="http://schemas.microsoft.com/office/word/2010/wordprocessingInk" xmlns:wne="http://schemas.microsoft.com/office/word/2006/wordml" xmlns:wps="http://schemas.microsoft.com/office/word/2010/wordprocessingShape" mc:Ignorable="w14 w15 w16se w16cid w16 w16cex w16sdtdh w16sdtfl w16du wp14">
+<w:footnotes xmlns:wpc="http://schemas.microsoft.com/office/word/2010/wordprocessingCanvas" xmlns:cx="http://schemas.microsoft.com/office/drawing/2014/chartex" xmlns:cx1="http://schemas.microsoft.com/office/drawing/2015/9/8/chartex" xmlns:cx2="http://schemas.microsoft.com/office/drawing/2015/10/21/chartex" xmlns:cx3="http://schemas.microsoft.com/office/drawing/2016/5/9/chartex" xmlns:cx4="http://schemas.microsoft.com/office/drawing/2016/5/10/chartex" xmlns:cx5="http://schemas.microsoft.com/office/drawing/2016/5/11/chartex" xmlns:cx6="http://schemas.microsoft.com/office/drawing/2016/5/12/chartex" xmlns:cx7="http://schemas.microsoft.com/office/drawing/2016/5/13/chartex" xmlns:cx8="http://schemas.microsoft.com/office/drawing/2016/5/14/chartex" xmlns:mc="http://schemas.openxmlformats.org/markup-compatibility/2006" xmlns:aink="http://schemas.microsoft.com/office/drawing/2016/ink" xmlns:am3d="http://schemas.microsoft.com/office/drawing/2017/model3d" xmlns:o="urn:schemas-microsoft-com:office:office" xmlns:oel="http://schemas.microsoft.com/office/2019/extlst" xmlns:r="http://schemas.openxmlformats.org/officeDocument/2006/relationships" xmlns:m="http://schemas.openxmlformats.org/officeDocument/2006/math" xmlns:v="urn:schemas-microsoft-com:vml" xmlns:wp14="http://schemas.microsoft.com/office/word/2010/wordprocessingDrawing" xmlns:wp="http://schemas.openxmlformats.org/drawingml/2006/wordprocessingDrawing" xmlns:w10="urn:schemas-microsoft-com:office:word" xmlns:w="http://schemas.openxmlformats.org/wordprocessingml/2006/main" xmlns:w14="http://schemas.microsoft.com/office/word/2010/wordml" xmlns:w15="http://schemas.microsoft.com/office/word/2012/wordml" xmlns:w16cex="http://schemas.microsoft.com/office/word/2018/wordml/cex" xmlns:w16cid="http://schemas.microsoft.com/office/word/2016/wordml/cid" xmlns:w16="http://schemas.microsoft.com/office/word/2018/wordml" xmlns:w16du="http://schemas.microsoft.com/office/word/2023/wordml/word16du" xmlns:w16sdtdh="http://schemas.microsoft.com/office/word/2020/wordml/sdtdatahash" xmlns:w16sdtfl="http://schemas.microsoft.com/office/word/2024/wordml/sdtformatlock" xmlns:w16se="http://schemas.microsoft.com/office/word/2015/wordml/symex" xmlns:wpg="http://schemas.microsoft.com/office/word/2010/wordprocessingGroup" xmlns:wpi="http://schemas.microsoft.com/office/word/2010/wordprocessingInk" xmlns:wne="http://schemas.microsoft.com/office/word/2006/wordml" xmlns:wps="http://schemas.microsoft.com/office/word/2010/wordprocessingShape" mc:Ignorable="w14 w15 w16se w16cid w16 w16cex w16sdtdh w16sdtfl w16du wp14">
   <w:footnote w:type="separator" w:id="-1">
     <w:p>
       <w:pPr>
@@ -5153,7 +5268,7 @@
 </file>
 
 <file path=word/numbering.xml><?xml version="1.0" encoding="utf-8"?>
-<w:numbering xmlns:wpc="http://schemas.microsoft.com/office/word/2010/wordprocessingCanvas" xmlns:cx="http://schemas.microsoft.com/office/drawing/2014/chartex" xmlns:cx1="http://schemas.microsoft.com/office/drawing/2015/9/8/chartex" xmlns:cx2="http://schemas.microsoft.com/office/drawing/2015/10/21/chartex" xmlns:cx3="http://schemas.microsoft.com/office/drawing/2016/5/9/chartex" xmlns:cx4="http://schemas.microsoft.com/office/drawing/2016/5/10/chartex" xmlns:cx5="http://schemas.microsoft.com/office/drawing/2016/5/11/chartex" xmlns:cx6="http://schemas.microsoft.com/office/drawing/2016/5/12/chartex" xmlns:cx7="http://schemas.microsoft.com/office/drawing/2016/5/13/chartex" xmlns:cx8="http://schemas.microsoft.com/office/drawing/2016/5/14/chartex" xmlns:mc="http://schemas.openxmlformats.org/markup-compatibility/2006" xmlns:aink="http://schemas.microsoft.com/office/drawing/2016/ink" xmlns:am3d="http://schemas.microsoft.com/office/drawing/2017/model3d" xmlns:o="urn:schemas-microsoft-com:office:office" xmlns:oel="http://schemas.microsoft.com/office/2019/extlst" xmlns:r="http://schemas.openxmlformats.org/officeDocument/2006/relationships" xmlns:m="http://schemas.openxmlformats.org/officeDocument/2006/math" xmlns:v="urn:schemas-microsoft-com:vml" xmlns:wp14="http://schemas.microsoft.com/office/word/2010/wordprocessingDrawing" xmlns:wp="http://schemas.openxmlformats.org/drawingml/2006/wordprocessingDrawing" xmlns:w10="urn:schemas-microsoft-com:office:word" xmlns:w="http://schemas.openxmlformats.org/wordprocessingml/2006/main" xmlns:w14="http://schemas.microsoft.com/office/word/2010/wordml" xmlns:w15="http://schemas.microsoft.com/office/word/2012/wordml" xmlns:w16cei="http://schemas.microsoft.com/office/word/2026/wordml/cei" xmlns:w16cex="http://schemas.microsoft.com/office/word/2018/wordml/cex" xmlns:w16cid="http://schemas.microsoft.com/office/word/2016/wordml/cid" xmlns:w16="http://schemas.microsoft.com/office/word/2018/wordml" xmlns:w16du="http://schemas.microsoft.com/office/word/2023/wordml/word16du" xmlns:w16sdtdh="http://schemas.microsoft.com/office/word/2020/wordml/sdtdatahash" xmlns:w16sdtfl="http://schemas.microsoft.com/office/word/2024/wordml/sdtformatlock" xmlns:w16se="http://schemas.microsoft.com/office/word/2015/wordml/symex" xmlns:wpg="http://schemas.microsoft.com/office/word/2010/wordprocessingGroup" xmlns:wpi="http://schemas.microsoft.com/office/word/2010/wordprocessingInk" xmlns:wne="http://schemas.microsoft.com/office/word/2006/wordml" xmlns:wps="http://schemas.microsoft.com/office/word/2010/wordprocessingShape" mc:Ignorable="w14 w15 w16se w16cid w16 w16cex w16sdtdh w16sdtfl w16du wp14">
+<w:numbering xmlns:wpc="http://schemas.microsoft.com/office/word/2010/wordprocessingCanvas" xmlns:cx="http://schemas.microsoft.com/office/drawing/2014/chartex" xmlns:cx1="http://schemas.microsoft.com/office/drawing/2015/9/8/chartex" xmlns:cx2="http://schemas.microsoft.com/office/drawing/2015/10/21/chartex" xmlns:cx3="http://schemas.microsoft.com/office/drawing/2016/5/9/chartex" xmlns:cx4="http://schemas.microsoft.com/office/drawing/2016/5/10/chartex" xmlns:cx5="http://schemas.microsoft.com/office/drawing/2016/5/11/chartex" xmlns:cx6="http://schemas.microsoft.com/office/drawing/2016/5/12/chartex" xmlns:cx7="http://schemas.microsoft.com/office/drawing/2016/5/13/chartex" xmlns:cx8="http://schemas.microsoft.com/office/drawing/2016/5/14/chartex" xmlns:mc="http://schemas.openxmlformats.org/markup-compatibility/2006" xmlns:aink="http://schemas.microsoft.com/office/drawing/2016/ink" xmlns:am3d="http://schemas.microsoft.com/office/drawing/2017/model3d" xmlns:o="urn:schemas-microsoft-com:office:office" xmlns:oel="http://schemas.microsoft.com/office/2019/extlst" xmlns:r="http://schemas.openxmlformats.org/officeDocument/2006/relationships" xmlns:m="http://schemas.openxmlformats.org/officeDocument/2006/math" xmlns:v="urn:schemas-microsoft-com:vml" xmlns:wp14="http://schemas.microsoft.com/office/word/2010/wordprocessingDrawing" xmlns:wp="http://schemas.openxmlformats.org/drawingml/2006/wordprocessingDrawing" xmlns:w10="urn:schemas-microsoft-com:office:word" xmlns:w="http://schemas.openxmlformats.org/wordprocessingml/2006/main" xmlns:w14="http://schemas.microsoft.com/office/word/2010/wordml" xmlns:w15="http://schemas.microsoft.com/office/word/2012/wordml" xmlns:w16cex="http://schemas.microsoft.com/office/word/2018/wordml/cex" xmlns:w16cid="http://schemas.microsoft.com/office/word/2016/wordml/cid" xmlns:w16="http://schemas.microsoft.com/office/word/2018/wordml" xmlns:w16du="http://schemas.microsoft.com/office/word/2023/wordml/word16du" xmlns:w16sdtdh="http://schemas.microsoft.com/office/word/2020/wordml/sdtdatahash" xmlns:w16sdtfl="http://schemas.microsoft.com/office/word/2024/wordml/sdtformatlock" xmlns:w16se="http://schemas.microsoft.com/office/word/2015/wordml/symex" xmlns:wpg="http://schemas.microsoft.com/office/word/2010/wordprocessingGroup" xmlns:wpi="http://schemas.microsoft.com/office/word/2010/wordprocessingInk" xmlns:wne="http://schemas.microsoft.com/office/word/2006/wordml" xmlns:wps="http://schemas.microsoft.com/office/word/2010/wordprocessingShape" mc:Ignorable="w14 w15 w16se w16cid w16 w16cex w16sdtdh w16sdtfl w16du wp14">
   <w:abstractNum w:abstractNumId="0" w15:restartNumberingAfterBreak="0">
     <w:nsid w:val="03753DF1"/>
     <w:multiLevelType w:val="multilevel"/>
@@ -11728,6 +11843,7 @@
   <w:style w:type="character" w:default="1" w:styleId="DefaultParagraphFont">
     <w:name w:val="Default Paragraph Font"/>
     <w:uiPriority w:val="1"/>
+    <w:semiHidden/>
     <w:unhideWhenUsed/>
   </w:style>
   <w:style w:type="table" w:default="1" w:styleId="TableNormal">
